--- a/docx/dynamic-code-docs/INDEX.docx
+++ b/docx/dynamic-code-docs/INDEX.docx
@@ -3989,6 +3989,7 @@
   <w:docDefaults>
     <w:rPrDefault>
       <w:rPr>
+        <w:color w:val="auto"/>
         <w:rFonts w:asciiTheme="minorHAnsi" w:cstheme="minorBidi" w:eastAsiaTheme="minorEastAsia" w:hAnsiTheme="minorHAnsi"/>
         <w:sz w:val="24"/>
         <w:szCs w:val="24"/>

--- a/docx/dynamic-code-docs/INDEX.docx
+++ b/docx/dynamic-code-docs/INDEX.docx
@@ -3760,6 +3760,7 @@
     <w:bookmarkEnd w:id="226"/>
     <w:bookmarkEnd w:id="227"/>
     <w:sectPr>
+      <w:pgSz w:w="16838" w:h="11906" w:orient="landscape"/>
       <w:footnotePr>
         <w:numRestart w:val="eachSect"/>
       </w:footnotePr>
@@ -3989,7 +3990,6 @@
   <w:docDefaults>
     <w:rPrDefault>
       <w:rPr>
-        <w:color w:val="auto"/>
         <w:rFonts w:asciiTheme="minorHAnsi" w:cstheme="minorBidi" w:eastAsiaTheme="minorEastAsia" w:hAnsiTheme="minorHAnsi"/>
         <w:sz w:val="24"/>
         <w:szCs w:val="24"/>
@@ -4532,6 +4532,14 @@
         <w:bottom w:type="dxa" w:w="0"/>
         <w:right w:type="dxa" w:w="108"/>
       </w:tblCellMar>
+      <w:tblBorders>
+        <w:top w:color="auto" w:space="0" w:sz="6" w:val="single"/>
+        <w:left w:color="auto" w:space="0" w:sz="6" w:val="single"/>
+        <w:bottom w:color="auto" w:space="0" w:sz="6" w:val="single"/>
+        <w:right w:color="auto" w:space="0" w:sz="6" w:val="single"/>
+        <w:insideH w:color="auto" w:space="0" w:sz="6" w:val="single"/>
+        <w:insideV w:color="auto" w:space="0" w:sz="6" w:val="single"/>
+      </w:tblBorders>
     </w:tblPr>
     <w:tblStylePr w:type="firstRow">
       <w:tcPr>

--- a/docx/dynamic-code-docs/INDEX.docx
+++ b/docx/dynamic-code-docs/INDEX.docx
@@ -2,7 +2,7 @@
 <file path=word/document.xml><?xml version="1.0" encoding="utf-8"?>
 <w:document xmlns:w="http://schemas.openxmlformats.org/wordprocessingml/2006/main" xmlns:m="http://schemas.openxmlformats.org/officeDocument/2006/math" xmlns:r="http://schemas.openxmlformats.org/officeDocument/2006/relationships" xmlns:o="urn:schemas-microsoft-com:office:office" xmlns:v="urn:schemas-microsoft-com:vml" xmlns:w10="urn:schemas-microsoft-com:office:word" xmlns:a="http://schemas.openxmlformats.org/drawingml/2006/main" xmlns:pic="http://schemas.openxmlformats.org/drawingml/2006/picture" xmlns:wp="http://schemas.openxmlformats.org/drawingml/2006/wordprocessingDrawing">
   <w:body>
-    <w:bookmarkStart w:id="227" w:name="sec1"/>
+    <w:bookmarkStart w:id="228" w:name="sec1"/>
     <w:p>
       <w:pPr>
         <w:pStyle w:val="Heading1"/>
@@ -65,11 +65,11 @@
         <w:pStyle w:val="FirstParagraph"/>
       </w:pPr>
       <w:r>
-        <w:t xml:space="preserve">Generated: 2026-09-03</w:t>
+        <w:t xml:space="preserve">Generated: 2026-09-06</w:t>
       </w:r>
     </w:p>
     <w:bookmarkEnd w:id="9"/>
-    <w:bookmarkStart w:id="226" w:name="sec3"/>
+    <w:bookmarkStart w:id="227" w:name="sec3"/>
     <w:p>
       <w:pPr>
         <w:pStyle w:val="Heading2"/>
@@ -3508,6 +3508,23 @@
           <w:rPr>
             <w:rStyle w:val="Hyperlink"/>
           </w:rPr>
+          <w:t xml:space="preserve">Update-Firmware</w:t>
+        </w:r>
+      </w:hyperlink>
+    </w:p>
+    <w:p>
+      <w:pPr>
+        <w:pStyle w:val="Compact"/>
+        <w:numPr>
+          <w:ilvl w:val="0"/>
+          <w:numId w:val="1002"/>
+        </w:numPr>
+      </w:pPr>
+      <w:hyperlink r:id="rId212">
+        <w:r>
+          <w:rPr>
+            <w:rStyle w:val="Hyperlink"/>
+          </w:rPr>
           <w:t xml:space="preserve">Update-GitLabCoverageBlock</w:t>
         </w:r>
       </w:hyperlink>
@@ -3520,7 +3537,7 @@
           <w:numId w:val="1002"/>
         </w:numPr>
       </w:pPr>
-      <w:hyperlink r:id="rId212">
+      <w:hyperlink r:id="rId213">
         <w:r>
           <w:rPr>
             <w:rStyle w:val="Hyperlink"/>
@@ -3537,7 +3554,7 @@
           <w:numId w:val="1002"/>
         </w:numPr>
       </w:pPr>
-      <w:hyperlink r:id="rId213">
+      <w:hyperlink r:id="rId214">
         <w:r>
           <w:rPr>
             <w:rStyle w:val="Hyperlink"/>
@@ -3554,7 +3571,7 @@
           <w:numId w:val="1002"/>
         </w:numPr>
       </w:pPr>
-      <w:hyperlink r:id="rId214">
+      <w:hyperlink r:id="rId215">
         <w:r>
           <w:rPr>
             <w:rStyle w:val="Hyperlink"/>
@@ -3571,7 +3588,7 @@
           <w:numId w:val="1002"/>
         </w:numPr>
       </w:pPr>
-      <w:hyperlink r:id="rId215">
+      <w:hyperlink r:id="rId216">
         <w:r>
           <w:rPr>
             <w:rStyle w:val="Hyperlink"/>
@@ -3588,7 +3605,7 @@
           <w:numId w:val="1002"/>
         </w:numPr>
       </w:pPr>
-      <w:hyperlink r:id="rId216">
+      <w:hyperlink r:id="rId217">
         <w:r>
           <w:rPr>
             <w:rStyle w:val="Hyperlink"/>
@@ -3605,7 +3622,7 @@
           <w:numId w:val="1002"/>
         </w:numPr>
       </w:pPr>
-      <w:hyperlink r:id="rId217">
+      <w:hyperlink r:id="rId218">
         <w:r>
           <w:rPr>
             <w:rStyle w:val="Hyperlink"/>
@@ -3622,7 +3639,7 @@
           <w:numId w:val="1002"/>
         </w:numPr>
       </w:pPr>
-      <w:hyperlink r:id="rId218">
+      <w:hyperlink r:id="rId219">
         <w:r>
           <w:rPr>
             <w:rStyle w:val="Hyperlink"/>
@@ -3639,7 +3656,7 @@
           <w:numId w:val="1002"/>
         </w:numPr>
       </w:pPr>
-      <w:hyperlink r:id="rId219">
+      <w:hyperlink r:id="rId220">
         <w:r>
           <w:rPr>
             <w:rStyle w:val="Hyperlink"/>
@@ -3656,7 +3673,7 @@
           <w:numId w:val="1002"/>
         </w:numPr>
       </w:pPr>
-      <w:hyperlink r:id="rId220">
+      <w:hyperlink r:id="rId221">
         <w:r>
           <w:rPr>
             <w:rStyle w:val="Hyperlink"/>
@@ -3673,7 +3690,7 @@
           <w:numId w:val="1002"/>
         </w:numPr>
       </w:pPr>
-      <w:hyperlink r:id="rId221">
+      <w:hyperlink r:id="rId222">
         <w:r>
           <w:rPr>
             <w:rStyle w:val="Hyperlink"/>
@@ -3690,7 +3707,7 @@
           <w:numId w:val="1002"/>
         </w:numPr>
       </w:pPr>
-      <w:hyperlink r:id="rId222">
+      <w:hyperlink r:id="rId223">
         <w:r>
           <w:rPr>
             <w:rStyle w:val="Hyperlink"/>
@@ -3707,7 +3724,7 @@
           <w:numId w:val="1002"/>
         </w:numPr>
       </w:pPr>
-      <w:hyperlink r:id="rId223">
+      <w:hyperlink r:id="rId224">
         <w:r>
           <w:rPr>
             <w:rStyle w:val="Hyperlink"/>
@@ -3724,7 +3741,7 @@
           <w:numId w:val="1002"/>
         </w:numPr>
       </w:pPr>
-      <w:hyperlink r:id="rId224">
+      <w:hyperlink r:id="rId225">
         <w:r>
           <w:rPr>
             <w:rStyle w:val="Hyperlink"/>
@@ -3741,7 +3758,7 @@
           <w:numId w:val="1002"/>
         </w:numPr>
       </w:pPr>
-      <w:hyperlink r:id="rId225">
+      <w:hyperlink r:id="rId226">
         <w:r>
           <w:rPr>
             <w:rStyle w:val="Hyperlink"/>
@@ -3757,8 +3774,8 @@
         </w:pict>
       </w:r>
     </w:p>
-    <w:bookmarkEnd w:id="226"/>
     <w:bookmarkEnd w:id="227"/>
+    <w:bookmarkEnd w:id="228"/>
     <w:sectPr>
       <w:pgSz w:w="16838" w:h="11906" w:orient="landscape"/>
       <w:footnotePr>

--- a/docx/dynamic-code-docs/INDEX.docx
+++ b/docx/dynamic-code-docs/INDEX.docx
@@ -65,7 +65,7 @@
         <w:pStyle w:val="FirstParagraph"/>
       </w:pPr>
       <w:r>
-        <w:t xml:space="preserve">Generated: 2026-09-06</w:t>
+        <w:t xml:space="preserve">Generated: 2026-09-08</w:t>
       </w:r>
     </w:p>
     <w:bookmarkEnd w:id="9"/>

--- a/docx/dynamic-code-docs/INDEX.docx
+++ b/docx/dynamic-code-docs/INDEX.docx
@@ -65,7 +65,7 @@
         <w:pStyle w:val="FirstParagraph"/>
       </w:pPr>
       <w:r>
-        <w:t xml:space="preserve">Generated: 2026-09-08</w:t>
+        <w:t xml:space="preserve">Generated: 2026-09-10</w:t>
       </w:r>
     </w:p>
     <w:bookmarkEnd w:id="9"/>
